--- a/document_templates/Contracts/particular/billet_a_ordre_caution_particular.docx
+++ b/document_templates/Contracts/particular/billet_a_ordre_caution_particular.docx
@@ -38,12 +38,6 @@
             <w:insideH w:val="single" w:color="auto" w:sz="4" w:space="0"/>
             <w:insideV w:val="single" w:color="auto" w:sz="4" w:space="0"/>
           </w:tblBorders>
-          <w:tblCellMar>
-            <w:top w:w="0" w:type="dxa"/>
-            <w:left w:w="108" w:type="dxa"/>
-            <w:bottom w:w="0" w:type="dxa"/>
-            <w:right w:w="108" w:type="dxa"/>
-          </w:tblCellMar>
         </w:tblPrEx>
         <w:trPr>
           <w:trHeight w:val="561" w:hRule="atLeast"/>
@@ -248,12 +242,6 @@
             <w:insideH w:val="single" w:color="auto" w:sz="4" w:space="0"/>
             <w:insideV w:val="single" w:color="auto" w:sz="4" w:space="0"/>
           </w:tblBorders>
-          <w:tblCellMar>
-            <w:top w:w="0" w:type="dxa"/>
-            <w:left w:w="108" w:type="dxa"/>
-            <w:bottom w:w="0" w:type="dxa"/>
-            <w:right w:w="108" w:type="dxa"/>
-          </w:tblCellMar>
         </w:tblPrEx>
         <w:trPr>
           <w:trHeight w:val="824" w:hRule="atLeast"/>
@@ -387,7 +375,7 @@
           <w:szCs w:val="28"/>
           <w:lang w:val="en-US"/>
         </w:rPr>
-        <w:t>Je soussigné “</w:t>
+        <w:t xml:space="preserve">Je soussigné </w:t>
       </w:r>
       <w:r>
         <w:rPr>
@@ -399,7 +387,7 @@
           <w:szCs w:val="28"/>
           <w:lang w:val="en-US"/>
         </w:rPr>
-        <w:t>${civility} ${last_name}, ${first_name}” titulaire de ${</w:t>
+        <w:t>${civility} ${last_name}, ${first_name}</w:t>
       </w:r>
       <w:bookmarkStart w:id="0" w:name="_GoBack"/>
       <w:bookmarkEnd w:id="0"/>
@@ -413,7 +401,7 @@
           <w:szCs w:val="28"/>
           <w:lang w:val="en-US"/>
         </w:rPr>
-        <w:t>type_of_identity_document} : ${number_of_identity_document}</w:t>
+        <w:t xml:space="preserve"> titulaire de ${type_of_identity_document} : ${number_of_identity_document}</w:t>
       </w:r>
       <w:r>
         <w:rPr>
@@ -423,7 +411,7 @@
           <w:szCs w:val="28"/>
           <w:lang w:val="en-US"/>
         </w:rPr>
-        <w:t xml:space="preserve"> agissant en qualité de caution, paierai contre le présent billet en cas de défaillance de “ ${contract.verbal_trial.applicant_last_name} ${contract.verbal_trial.applicant_first_name}” débiteur principal </w:t>
+        <w:t xml:space="preserve"> agissant en qualité de caution, paierai contre le présent billet en cas de défaillance de  ${contract.verbal_trial.applicant_last_name} ${contract.verbal_trial.applicant_first_name} débiteur principal </w:t>
       </w:r>
     </w:p>
     <w:p>
@@ -608,12 +596,6 @@
             <w:insideH w:val="none" w:color="auto" w:sz="0" w:space="0"/>
             <w:insideV w:val="none" w:color="auto" w:sz="0" w:space="0"/>
           </w:tblBorders>
-          <w:tblCellMar>
-            <w:top w:w="0" w:type="dxa"/>
-            <w:left w:w="108" w:type="dxa"/>
-            <w:bottom w:w="0" w:type="dxa"/>
-            <w:right w:w="108" w:type="dxa"/>
-          </w:tblCellMar>
         </w:tblPrEx>
         <w:trPr>
           <w:trHeight w:val="360" w:hRule="atLeast"/>
@@ -784,12 +766,6 @@
             <w:insideH w:val="none" w:color="auto" w:sz="0" w:space="0"/>
             <w:insideV w:val="none" w:color="auto" w:sz="0" w:space="0"/>
           </w:tblBorders>
-          <w:tblCellMar>
-            <w:top w:w="0" w:type="dxa"/>
-            <w:left w:w="108" w:type="dxa"/>
-            <w:bottom w:w="0" w:type="dxa"/>
-            <w:right w:w="108" w:type="dxa"/>
-          </w:tblCellMar>
         </w:tblPrEx>
         <w:trPr>
           <w:trHeight w:val="300" w:hRule="atLeast"/>
@@ -941,12 +917,6 @@
             <w:insideH w:val="none" w:color="auto" w:sz="0" w:space="0"/>
             <w:insideV w:val="none" w:color="auto" w:sz="0" w:space="0"/>
           </w:tblBorders>
-          <w:tblCellMar>
-            <w:top w:w="0" w:type="dxa"/>
-            <w:left w:w="108" w:type="dxa"/>
-            <w:bottom w:w="0" w:type="dxa"/>
-            <w:right w:w="108" w:type="dxa"/>
-          </w:tblCellMar>
         </w:tblPrEx>
         <w:trPr>
           <w:trHeight w:val="285" w:hRule="atLeast"/>
@@ -996,7 +966,7 @@
                 <w:vertAlign w:val="baseline"/>
                 <w:lang w:val="en-US"/>
               </w:rPr>
-              <w:t>" ${civility} ${last_name}, ${first_name} "</w:t>
+              <w:t>${civility} ${last_name}, ${first_name}</w:t>
             </w:r>
           </w:p>
         </w:tc>
@@ -1012,12 +982,6 @@
             <w:insideV w:val="none" w:color="auto" w:sz="0" w:space="0"/>
           </w:tblBorders>
           <w:shd w:val="clear" w:color="auto" w:fill="auto"/>
-          <w:tblCellMar>
-            <w:top w:w="0" w:type="dxa"/>
-            <w:left w:w="108" w:type="dxa"/>
-            <w:bottom w:w="0" w:type="dxa"/>
-            <w:right w:w="108" w:type="dxa"/>
-          </w:tblCellMar>
         </w:tblPrEx>
         <w:trPr>
           <w:trHeight w:val="285" w:hRule="atLeast"/>
@@ -1065,12 +1029,6 @@
             <w:insideH w:val="none" w:color="auto" w:sz="0" w:space="0"/>
             <w:insideV w:val="none" w:color="auto" w:sz="0" w:space="0"/>
           </w:tblBorders>
-          <w:tblCellMar>
-            <w:top w:w="0" w:type="dxa"/>
-            <w:left w:w="108" w:type="dxa"/>
-            <w:bottom w:w="0" w:type="dxa"/>
-            <w:right w:w="108" w:type="dxa"/>
-          </w:tblCellMar>
         </w:tblPrEx>
         <w:trPr>
           <w:trHeight w:val="285" w:hRule="atLeast"/>
@@ -1118,12 +1076,6 @@
             <w:insideH w:val="none" w:color="auto" w:sz="0" w:space="0"/>
             <w:insideV w:val="none" w:color="auto" w:sz="0" w:space="0"/>
           </w:tblBorders>
-          <w:tblCellMar>
-            <w:top w:w="0" w:type="dxa"/>
-            <w:left w:w="108" w:type="dxa"/>
-            <w:bottom w:w="0" w:type="dxa"/>
-            <w:right w:w="108" w:type="dxa"/>
-          </w:tblCellMar>
         </w:tblPrEx>
         <w:trPr>
           <w:trHeight w:val="360" w:hRule="atLeast"/>
@@ -1175,12 +1127,6 @@
             <w:insideH w:val="none" w:color="auto" w:sz="0" w:space="0"/>
             <w:insideV w:val="none" w:color="auto" w:sz="0" w:space="0"/>
           </w:tblBorders>
-          <w:tblCellMar>
-            <w:top w:w="0" w:type="dxa"/>
-            <w:left w:w="108" w:type="dxa"/>
-            <w:bottom w:w="0" w:type="dxa"/>
-            <w:right w:w="108" w:type="dxa"/>
-          </w:tblCellMar>
         </w:tblPrEx>
         <w:trPr>
           <w:trHeight w:val="285" w:hRule="atLeast"/>

--- a/document_templates/Contracts/particular/billet_a_ordre_caution_particular.docx
+++ b/document_templates/Contracts/particular/billet_a_ordre_caution_particular.docx
@@ -38,6 +38,12 @@
             <w:insideH w:val="single" w:color="auto" w:sz="4" w:space="0"/>
             <w:insideV w:val="single" w:color="auto" w:sz="4" w:space="0"/>
           </w:tblBorders>
+          <w:tblCellMar>
+            <w:top w:w="0" w:type="dxa"/>
+            <w:left w:w="108" w:type="dxa"/>
+            <w:bottom w:w="0" w:type="dxa"/>
+            <w:right w:w="108" w:type="dxa"/>
+          </w:tblCellMar>
         </w:tblPrEx>
         <w:trPr>
           <w:trHeight w:val="561" w:hRule="atLeast"/>
@@ -242,6 +248,12 @@
             <w:insideH w:val="single" w:color="auto" w:sz="4" w:space="0"/>
             <w:insideV w:val="single" w:color="auto" w:sz="4" w:space="0"/>
           </w:tblBorders>
+          <w:tblCellMar>
+            <w:top w:w="0" w:type="dxa"/>
+            <w:left w:w="108" w:type="dxa"/>
+            <w:bottom w:w="0" w:type="dxa"/>
+            <w:right w:w="108" w:type="dxa"/>
+          </w:tblCellMar>
         </w:tblPrEx>
         <w:trPr>
           <w:trHeight w:val="824" w:hRule="atLeast"/>
@@ -387,21 +399,7 @@
           <w:szCs w:val="28"/>
           <w:lang w:val="en-US"/>
         </w:rPr>
-        <w:t>${civility} ${last_name}, ${first_name}</w:t>
-      </w:r>
-      <w:bookmarkStart w:id="0" w:name="_GoBack"/>
-      <w:bookmarkEnd w:id="0"/>
-      <w:r>
-        <w:rPr>
-          <w:rFonts w:hint="default" w:ascii="Times New Roman" w:hAnsi="Times New Roman" w:cs="Times New Roman"/>
-          <w:b/>
-          <w:bCs/>
-          <w:color w:val="C00000"/>
-          <w:sz w:val="28"/>
-          <w:szCs w:val="28"/>
-          <w:lang w:val="en-US"/>
-        </w:rPr>
-        <w:t xml:space="preserve"> titulaire de ${type_of_identity_document} : ${number_of_identity_document}</w:t>
+        <w:t>${civility} ${last_name}, ${first_name} titulaire de ${type_of_identity_document} : ${number_of_identity_document}</w:t>
       </w:r>
       <w:r>
         <w:rPr>
@@ -596,6 +594,12 @@
             <w:insideH w:val="none" w:color="auto" w:sz="0" w:space="0"/>
             <w:insideV w:val="none" w:color="auto" w:sz="0" w:space="0"/>
           </w:tblBorders>
+          <w:tblCellMar>
+            <w:top w:w="0" w:type="dxa"/>
+            <w:left w:w="108" w:type="dxa"/>
+            <w:bottom w:w="0" w:type="dxa"/>
+            <w:right w:w="108" w:type="dxa"/>
+          </w:tblCellMar>
         </w:tblPrEx>
         <w:trPr>
           <w:trHeight w:val="360" w:hRule="atLeast"/>
@@ -766,6 +770,12 @@
             <w:insideH w:val="none" w:color="auto" w:sz="0" w:space="0"/>
             <w:insideV w:val="none" w:color="auto" w:sz="0" w:space="0"/>
           </w:tblBorders>
+          <w:tblCellMar>
+            <w:top w:w="0" w:type="dxa"/>
+            <w:left w:w="108" w:type="dxa"/>
+            <w:bottom w:w="0" w:type="dxa"/>
+            <w:right w:w="108" w:type="dxa"/>
+          </w:tblCellMar>
         </w:tblPrEx>
         <w:trPr>
           <w:trHeight w:val="300" w:hRule="atLeast"/>
@@ -917,6 +927,12 @@
             <w:insideH w:val="none" w:color="auto" w:sz="0" w:space="0"/>
             <w:insideV w:val="none" w:color="auto" w:sz="0" w:space="0"/>
           </w:tblBorders>
+          <w:tblCellMar>
+            <w:top w:w="0" w:type="dxa"/>
+            <w:left w:w="108" w:type="dxa"/>
+            <w:bottom w:w="0" w:type="dxa"/>
+            <w:right w:w="108" w:type="dxa"/>
+          </w:tblCellMar>
         </w:tblPrEx>
         <w:trPr>
           <w:trHeight w:val="285" w:hRule="atLeast"/>
@@ -966,7 +982,23 @@
                 <w:vertAlign w:val="baseline"/>
                 <w:lang w:val="en-US"/>
               </w:rPr>
-              <w:t>${civility} ${last_name}, ${first_name}</w:t>
+              <w:t>${civility} ${last_name}</w:t>
+            </w:r>
+            <w:bookmarkStart w:id="0" w:name="_GoBack"/>
+            <w:bookmarkEnd w:id="0"/>
+            <w:r>
+              <w:rPr>
+                <w:rFonts w:hint="default" w:ascii="Times New Roman" w:hAnsi="Times New Roman" w:cs="Times New Roman"/>
+                <w:b/>
+                <w:bCs/>
+                <w:kern w:val="0"/>
+                <w:position w:val="0"/>
+                <w:sz w:val="28"/>
+                <w:szCs w:val="28"/>
+                <w:vertAlign w:val="baseline"/>
+                <w:lang w:val="en-US"/>
+              </w:rPr>
+              <w:t xml:space="preserve"> ${first_name}</w:t>
             </w:r>
           </w:p>
         </w:tc>
@@ -982,6 +1014,12 @@
             <w:insideV w:val="none" w:color="auto" w:sz="0" w:space="0"/>
           </w:tblBorders>
           <w:shd w:val="clear" w:color="auto" w:fill="auto"/>
+          <w:tblCellMar>
+            <w:top w:w="0" w:type="dxa"/>
+            <w:left w:w="108" w:type="dxa"/>
+            <w:bottom w:w="0" w:type="dxa"/>
+            <w:right w:w="108" w:type="dxa"/>
+          </w:tblCellMar>
         </w:tblPrEx>
         <w:trPr>
           <w:trHeight w:val="285" w:hRule="atLeast"/>
@@ -1029,6 +1067,12 @@
             <w:insideH w:val="none" w:color="auto" w:sz="0" w:space="0"/>
             <w:insideV w:val="none" w:color="auto" w:sz="0" w:space="0"/>
           </w:tblBorders>
+          <w:tblCellMar>
+            <w:top w:w="0" w:type="dxa"/>
+            <w:left w:w="108" w:type="dxa"/>
+            <w:bottom w:w="0" w:type="dxa"/>
+            <w:right w:w="108" w:type="dxa"/>
+          </w:tblCellMar>
         </w:tblPrEx>
         <w:trPr>
           <w:trHeight w:val="285" w:hRule="atLeast"/>
@@ -1076,6 +1120,12 @@
             <w:insideH w:val="none" w:color="auto" w:sz="0" w:space="0"/>
             <w:insideV w:val="none" w:color="auto" w:sz="0" w:space="0"/>
           </w:tblBorders>
+          <w:tblCellMar>
+            <w:top w:w="0" w:type="dxa"/>
+            <w:left w:w="108" w:type="dxa"/>
+            <w:bottom w:w="0" w:type="dxa"/>
+            <w:right w:w="108" w:type="dxa"/>
+          </w:tblCellMar>
         </w:tblPrEx>
         <w:trPr>
           <w:trHeight w:val="360" w:hRule="atLeast"/>
@@ -1127,6 +1177,12 @@
             <w:insideH w:val="none" w:color="auto" w:sz="0" w:space="0"/>
             <w:insideV w:val="none" w:color="auto" w:sz="0" w:space="0"/>
           </w:tblBorders>
+          <w:tblCellMar>
+            <w:top w:w="0" w:type="dxa"/>
+            <w:left w:w="108" w:type="dxa"/>
+            <w:bottom w:w="0" w:type="dxa"/>
+            <w:right w:w="108" w:type="dxa"/>
+          </w:tblCellMar>
         </w:tblPrEx>
         <w:trPr>
           <w:trHeight w:val="285" w:hRule="atLeast"/>

--- a/document_templates/Contracts/particular/billet_a_ordre_caution_particular.docx
+++ b/document_templates/Contracts/particular/billet_a_ordre_caution_particular.docx
@@ -399,17 +399,31 @@
           <w:szCs w:val="28"/>
           <w:lang w:val="en-US"/>
         </w:rPr>
-        <w:t>${civility} ${last_name}, ${first_name} titulaire de ${type_of_identity_document} : ${number_of_identity_document}</w:t>
-      </w:r>
-      <w:r>
-        <w:rPr>
-          <w:rFonts w:hint="default" w:ascii="Times New Roman" w:hAnsi="Times New Roman" w:cs="Times New Roman"/>
+        <w:t>${civility} ${last_name}, ${first_name} titulaire de ${type_of_identity_document</w:t>
+      </w:r>
+      <w:bookmarkStart w:id="0" w:name="_GoBack"/>
+      <w:bookmarkEnd w:id="0"/>
+      <w:r>
+        <w:rPr>
+          <w:rFonts w:hint="default" w:ascii="Times New Roman" w:hAnsi="Times New Roman" w:cs="Times New Roman"/>
+          <w:b/>
+          <w:bCs/>
           <w:color w:val="C00000"/>
           <w:sz w:val="28"/>
           <w:szCs w:val="28"/>
           <w:lang w:val="en-US"/>
         </w:rPr>
-        <w:t xml:space="preserve"> agissant en qualité de caution, paierai contre le présent billet en cas de défaillance de  ${contract.verbal_trial.applicant_last_name} ${contract.verbal_trial.applicant_first_name} débiteur principal </w:t>
+        <w:t>.fr} : ${number_of_identity_document}</w:t>
+      </w:r>
+      <w:r>
+        <w:rPr>
+          <w:rFonts w:hint="default" w:ascii="Times New Roman" w:hAnsi="Times New Roman" w:cs="Times New Roman"/>
+          <w:color w:val="C00000"/>
+          <w:sz w:val="28"/>
+          <w:szCs w:val="28"/>
+          <w:lang w:val="en-US"/>
+        </w:rPr>
+        <w:t xml:space="preserve"> agissant en qualité de caution, paierai contre le présent billet en cas de défaillance de  ${contract.verbal_trial.entity_name} débiteur principal </w:t>
       </w:r>
     </w:p>
     <w:p>
@@ -982,23 +996,7 @@
                 <w:vertAlign w:val="baseline"/>
                 <w:lang w:val="en-US"/>
               </w:rPr>
-              <w:t>${civility} ${last_name}</w:t>
-            </w:r>
-            <w:bookmarkStart w:id="0" w:name="_GoBack"/>
-            <w:bookmarkEnd w:id="0"/>
-            <w:r>
-              <w:rPr>
-                <w:rFonts w:hint="default" w:ascii="Times New Roman" w:hAnsi="Times New Roman" w:cs="Times New Roman"/>
-                <w:b/>
-                <w:bCs/>
-                <w:kern w:val="0"/>
-                <w:position w:val="0"/>
-                <w:sz w:val="28"/>
-                <w:szCs w:val="28"/>
-                <w:vertAlign w:val="baseline"/>
-                <w:lang w:val="en-US"/>
-              </w:rPr>
-              <w:t xml:space="preserve"> ${first_name}</w:t>
+              <w:t>${civility} ${last_name} ${first_name}</w:t>
             </w:r>
           </w:p>
         </w:tc>

--- a/document_templates/Contracts/particular/billet_a_ordre_caution_particular.docx
+++ b/document_templates/Contracts/particular/billet_a_ordre_caution_particular.docx
@@ -399,7 +399,7 @@
           <w:szCs w:val="28"/>
           <w:lang w:val="en-US"/>
         </w:rPr>
-        <w:t>${civility} ${last_name}, ${first_name} titulaire de ${type_of_identity_document</w:t>
+        <w:t>${civility} ${last_name}, ${first_name} titulaire</w:t>
       </w:r>
       <w:bookmarkStart w:id="0" w:name="_GoBack"/>
       <w:bookmarkEnd w:id="0"/>
@@ -413,7 +413,7 @@
           <w:szCs w:val="28"/>
           <w:lang w:val="en-US"/>
         </w:rPr>
-        <w:t>.fr} : ${number_of_identity_document}</w:t>
+        <w:t xml:space="preserve"> ${type_of_identity_document.fr} : ${number_of_identity_document}</w:t>
       </w:r>
       <w:r>
         <w:rPr>
